--- a/系統文件/第3章/3-1.docx
+++ b/系統文件/第3章/3-1.docx
@@ -8,9 +8,17 @@
           <w:noProof/>
         </w:rPr>
         <w:drawing>
-          <wp:inline distT="0" distB="0" distL="0" distR="0" wp14:anchorId="4AAB135B" wp14:editId="5E8456CD">
-            <wp:extent cx="5274310" cy="3417570"/>
-            <wp:effectExtent l="0" t="0" r="2540" b="0"/>
+          <wp:anchor distT="0" distB="0" distL="114300" distR="114300" simplePos="0" relativeHeight="251659264" behindDoc="1" locked="0" layoutInCell="1" allowOverlap="1" wp14:anchorId="4AAB135B" wp14:editId="4D091A9D">
+            <wp:simplePos x="0" y="0"/>
+            <wp:positionH relativeFrom="margin">
+              <wp:align>center</wp:align>
+            </wp:positionH>
+            <wp:positionV relativeFrom="paragraph">
+              <wp:posOffset>-892538</wp:posOffset>
+            </wp:positionV>
+            <wp:extent cx="6998693" cy="4534910"/>
+            <wp:effectExtent l="0" t="0" r="0" b="0"/>
+            <wp:wrapNone/>
             <wp:docPr id="1" name="圖片 1" descr="一張含有 文字, 螢幕擷取畫面, 圖表, 字型 的圖片&#10;&#10;自動產生的描述"/>
             <wp:cNvGraphicFramePr>
               <a:graphicFrameLocks xmlns:a="http://schemas.openxmlformats.org/drawingml/2006/main" noChangeAspect="1"/>
@@ -23,7 +31,7 @@
                     <pic:cNvPicPr/>
                   </pic:nvPicPr>
                   <pic:blipFill>
-                    <a:blip r:embed="rId4">
+                    <a:blip r:embed="rId6">
                       <a:extLst>
                         <a:ext uri="{28A0092B-C50C-407E-A947-70E740481C1C}">
                           <a14:useLocalDpi xmlns:a14="http://schemas.microsoft.com/office/drawing/2010/main" val="0"/>
@@ -37,7 +45,7 @@
                   <pic:spPr>
                     <a:xfrm>
                       <a:off x="0" y="0"/>
-                      <a:ext cx="5274310" cy="3417570"/>
+                      <a:ext cx="6998693" cy="4534910"/>
                     </a:xfrm>
                     <a:prstGeom prst="rect">
                       <a:avLst/>
@@ -46,17 +54,86 @@
                 </pic:pic>
               </a:graphicData>
             </a:graphic>
-          </wp:inline>
+            <wp14:sizeRelH relativeFrom="margin">
+              <wp14:pctWidth>0</wp14:pctWidth>
+            </wp14:sizeRelH>
+            <wp14:sizeRelV relativeFrom="margin">
+              <wp14:pctHeight>0</wp14:pctHeight>
+            </wp14:sizeRelV>
+          </wp:anchor>
         </w:drawing>
       </w:r>
+    </w:p>
+    <w:p/>
+    <w:p/>
+    <w:p/>
+    <w:p/>
+    <w:p/>
+    <w:p/>
+    <w:p/>
+    <w:p/>
+    <w:p/>
+    <w:p/>
+    <w:p/>
+    <w:p/>
+    <w:p/>
+    <w:p/>
+    <w:p/>
+    <w:p>
+      <w:pPr>
+        <w:jc w:val="center"/>
+        <w:rPr>
+          <w:sz w:val="28"/>
+          <w:szCs w:val="28"/>
+        </w:rPr>
+      </w:pPr>
       <w:r>
         <w:rPr>
+          <w:rFonts w:hint="eastAsia"/>
+          <w:sz w:val="28"/>
+          <w:szCs w:val="28"/>
+        </w:rPr>
+        <w:t>3</w:t>
+      </w:r>
+      <w:r>
+        <w:rPr>
+          <w:sz w:val="28"/>
+          <w:szCs w:val="28"/>
+        </w:rPr>
+        <w:t>-1-1</w:t>
+      </w:r>
+      <w:r>
+        <w:rPr>
+          <w:rFonts w:hint="eastAsia"/>
+          <w:sz w:val="28"/>
+          <w:szCs w:val="28"/>
+        </w:rPr>
+        <w:t>系統架構</w:t>
+      </w:r>
+    </w:p>
+    <w:p/>
+    <w:p>
+      <w:pPr>
+        <w:rPr>
+          <w:rFonts w:hint="eastAsia"/>
+        </w:rPr>
+      </w:pPr>
+      <w:r>
+        <w:rPr>
           <w:noProof/>
         </w:rPr>
         <w:drawing>
-          <wp:inline distT="0" distB="0" distL="0" distR="0" wp14:anchorId="5B48FFEF" wp14:editId="707B54B4">
-            <wp:extent cx="5274310" cy="2945130"/>
-            <wp:effectExtent l="0" t="0" r="2540" b="7620"/>
+          <wp:anchor distT="0" distB="0" distL="114300" distR="114300" simplePos="0" relativeHeight="251658240" behindDoc="1" locked="0" layoutInCell="1" allowOverlap="1" wp14:anchorId="5B48FFEF" wp14:editId="479E8D8E">
+            <wp:simplePos x="0" y="0"/>
+            <wp:positionH relativeFrom="margin">
+              <wp:align>center</wp:align>
+            </wp:positionH>
+            <wp:positionV relativeFrom="paragraph">
+              <wp:posOffset>249102</wp:posOffset>
+            </wp:positionV>
+            <wp:extent cx="7054850" cy="3939368"/>
+            <wp:effectExtent l="0" t="0" r="0" b="4445"/>
+            <wp:wrapNone/>
             <wp:docPr id="2" name="圖片 2" descr="一張含有 文字, 螢幕擷取畫面, 字型, 數字 的圖片&#10;&#10;自動產生的描述"/>
             <wp:cNvGraphicFramePr>
               <a:graphicFrameLocks xmlns:a="http://schemas.openxmlformats.org/drawingml/2006/main" noChangeAspect="1"/>
@@ -69,7 +146,7 @@
                     <pic:cNvPicPr/>
                   </pic:nvPicPr>
                   <pic:blipFill>
-                    <a:blip r:embed="rId5">
+                    <a:blip r:embed="rId7">
                       <a:extLst>
                         <a:ext uri="{28A0092B-C50C-407E-A947-70E740481C1C}">
                           <a14:useLocalDpi xmlns:a14="http://schemas.microsoft.com/office/drawing/2010/main" val="0"/>
@@ -83,7 +160,7 @@
                   <pic:spPr>
                     <a:xfrm>
                       <a:off x="0" y="0"/>
-                      <a:ext cx="5274310" cy="2945130"/>
+                      <a:ext cx="7054850" cy="3939368"/>
                     </a:xfrm>
                     <a:prstGeom prst="rect">
                       <a:avLst/>
@@ -92,8 +169,161 @@
                 </pic:pic>
               </a:graphicData>
             </a:graphic>
-          </wp:inline>
+            <wp14:sizeRelH relativeFrom="margin">
+              <wp14:pctWidth>0</wp14:pctWidth>
+            </wp14:sizeRelH>
+            <wp14:sizeRelV relativeFrom="margin">
+              <wp14:pctHeight>0</wp14:pctHeight>
+            </wp14:sizeRelV>
+          </wp:anchor>
         </w:drawing>
+      </w:r>
+    </w:p>
+    <w:p/>
+    <w:p/>
+    <w:p/>
+    <w:p/>
+    <w:p>
+      <w:pPr>
+        <w:jc w:val="center"/>
+        <w:rPr>
+          <w:sz w:val="28"/>
+          <w:szCs w:val="28"/>
+        </w:rPr>
+      </w:pPr>
+    </w:p>
+    <w:p>
+      <w:pPr>
+        <w:jc w:val="center"/>
+        <w:rPr>
+          <w:sz w:val="28"/>
+          <w:szCs w:val="28"/>
+        </w:rPr>
+      </w:pPr>
+    </w:p>
+    <w:p>
+      <w:pPr>
+        <w:jc w:val="center"/>
+        <w:rPr>
+          <w:sz w:val="28"/>
+          <w:szCs w:val="28"/>
+        </w:rPr>
+      </w:pPr>
+    </w:p>
+    <w:p>
+      <w:pPr>
+        <w:jc w:val="center"/>
+        <w:rPr>
+          <w:sz w:val="28"/>
+          <w:szCs w:val="28"/>
+        </w:rPr>
+      </w:pPr>
+    </w:p>
+    <w:p>
+      <w:pPr>
+        <w:jc w:val="center"/>
+        <w:rPr>
+          <w:sz w:val="28"/>
+          <w:szCs w:val="28"/>
+        </w:rPr>
+      </w:pPr>
+    </w:p>
+    <w:p>
+      <w:pPr>
+        <w:jc w:val="center"/>
+        <w:rPr>
+          <w:sz w:val="28"/>
+          <w:szCs w:val="28"/>
+        </w:rPr>
+      </w:pPr>
+    </w:p>
+    <w:p>
+      <w:pPr>
+        <w:jc w:val="center"/>
+        <w:rPr>
+          <w:sz w:val="28"/>
+          <w:szCs w:val="28"/>
+        </w:rPr>
+      </w:pPr>
+    </w:p>
+    <w:p>
+      <w:pPr>
+        <w:jc w:val="center"/>
+        <w:rPr>
+          <w:sz w:val="28"/>
+          <w:szCs w:val="28"/>
+        </w:rPr>
+      </w:pPr>
+    </w:p>
+    <w:p>
+      <w:pPr>
+        <w:jc w:val="center"/>
+        <w:rPr>
+          <w:sz w:val="28"/>
+          <w:szCs w:val="28"/>
+        </w:rPr>
+      </w:pPr>
+    </w:p>
+    <w:p>
+      <w:pPr>
+        <w:jc w:val="center"/>
+        <w:rPr>
+          <w:sz w:val="28"/>
+          <w:szCs w:val="28"/>
+        </w:rPr>
+      </w:pPr>
+    </w:p>
+    <w:p>
+      <w:pPr>
+        <w:jc w:val="center"/>
+        <w:rPr>
+          <w:sz w:val="28"/>
+          <w:szCs w:val="28"/>
+        </w:rPr>
+      </w:pPr>
+    </w:p>
+    <w:p>
+      <w:pPr>
+        <w:jc w:val="center"/>
+        <w:rPr>
+          <w:sz w:val="28"/>
+          <w:szCs w:val="28"/>
+        </w:rPr>
+      </w:pPr>
+    </w:p>
+    <w:p>
+      <w:pPr>
+        <w:rPr>
+          <w:rFonts w:hint="eastAsia"/>
+          <w:sz w:val="28"/>
+          <w:szCs w:val="28"/>
+        </w:rPr>
+      </w:pPr>
+    </w:p>
+    <w:p>
+      <w:pPr>
+        <w:jc w:val="center"/>
+        <w:rPr>
+          <w:rFonts w:hint="eastAsia"/>
+          <w:sz w:val="28"/>
+          <w:szCs w:val="28"/>
+        </w:rPr>
+      </w:pPr>
+      <w:r>
+        <w:rPr>
+          <w:rFonts w:hint="eastAsia"/>
+          <w:sz w:val="28"/>
+          <w:szCs w:val="28"/>
+        </w:rPr>
+        <w:t>3-1-2</w:t>
+      </w:r>
+      <w:r>
+        <w:rPr>
+          <w:rFonts w:hint="eastAsia"/>
+          <w:sz w:val="28"/>
+          <w:szCs w:val="28"/>
+        </w:rPr>
+        <w:t>系統多功能架構</w:t>
       </w:r>
     </w:p>
     <w:sectPr>
@@ -104,6 +334,44 @@
     </w:sectPr>
   </w:body>
 </w:document>
+</file>
+
+<file path=word/endnotes.xml><?xml version="1.0" encoding="utf-8"?>
+<w:endnotes xmlns:wpc="http://schemas.microsoft.com/office/word/2010/wordprocessingCanvas" xmlns:cx="http://schemas.microsoft.com/office/drawing/2014/chartex" xmlns:cx1="http://schemas.microsoft.com/office/drawing/2015/9/8/chartex" xmlns:cx2="http://schemas.microsoft.com/office/drawing/2015/10/21/chartex" xmlns:cx3="http://schemas.microsoft.com/office/drawing/2016/5/9/chartex" xmlns:cx4="http://schemas.microsoft.com/office/drawing/2016/5/10/chartex" xmlns:cx5="http://schemas.microsoft.com/office/drawing/2016/5/11/chartex" xmlns:cx6="http://schemas.microsoft.com/office/drawing/2016/5/12/chartex" xmlns:cx7="http://schemas.microsoft.com/office/drawing/2016/5/13/chartex" xmlns:cx8="http://schemas.microsoft.com/office/drawing/2016/5/14/chartex" xmlns:mc="http://schemas.openxmlformats.org/markup-compatibility/2006" xmlns:aink="http://schemas.microsoft.com/office/drawing/2016/ink" xmlns:am3d="http://schemas.microsoft.com/office/drawing/2017/model3d" xmlns:o="urn:schemas-microsoft-com:office:office" xmlns:r="http://schemas.openxmlformats.org/officeDocument/2006/relationships" xmlns:m="http://schemas.openxmlformats.org/officeDocument/2006/math" xmlns:v="urn:schemas-microsoft-com:vml" xmlns:wp14="http://schemas.microsoft.com/office/word/2010/wordprocessingDrawing" xmlns:wp="http://schemas.openxmlformats.org/drawingml/2006/wordprocessingDrawing" xmlns:w10="urn:schemas-microsoft-com:office:word" xmlns:w="http://schemas.openxmlformats.org/wordprocessingml/2006/main" xmlns:w14="http://schemas.microsoft.com/office/word/2010/wordml" xmlns:w15="http://schemas.microsoft.com/office/word/2012/wordml" xmlns:w16cex="http://schemas.microsoft.com/office/word/2018/wordml/cex" xmlns:w16cid="http://schemas.microsoft.com/office/word/2016/wordml/cid" xmlns:w16="http://schemas.microsoft.com/office/word/2018/wordml" xmlns:w16sdtdh="http://schemas.microsoft.com/office/word/2020/wordml/sdtdatahash" xmlns:w16se="http://schemas.microsoft.com/office/word/2015/wordml/symex" xmlns:wpg="http://schemas.microsoft.com/office/word/2010/wordprocessingGroup" xmlns:wpi="http://schemas.microsoft.com/office/word/2010/wordprocessingInk" xmlns:wne="http://schemas.microsoft.com/office/word/2006/wordml" xmlns:wps="http://schemas.microsoft.com/office/word/2010/wordprocessingShape" mc:Ignorable="w14 w15 w16se w16cid w16 w16cex w16sdtdh wp14">
+  <w:endnote w:type="separator" w:id="-1">
+    <w:p>
+      <w:r>
+        <w:separator/>
+      </w:r>
+    </w:p>
+  </w:endnote>
+  <w:endnote w:type="continuationSeparator" w:id="0">
+    <w:p>
+      <w:r>
+        <w:continuationSeparator/>
+      </w:r>
+    </w:p>
+  </w:endnote>
+</w:endnotes>
+</file>
+
+<file path=word/footnotes.xml><?xml version="1.0" encoding="utf-8"?>
+<w:footnotes xmlns:wpc="http://schemas.microsoft.com/office/word/2010/wordprocessingCanvas" xmlns:cx="http://schemas.microsoft.com/office/drawing/2014/chartex" xmlns:cx1="http://schemas.microsoft.com/office/drawing/2015/9/8/chartex" xmlns:cx2="http://schemas.microsoft.com/office/drawing/2015/10/21/chartex" xmlns:cx3="http://schemas.microsoft.com/office/drawing/2016/5/9/chartex" xmlns:cx4="http://schemas.microsoft.com/office/drawing/2016/5/10/chartex" xmlns:cx5="http://schemas.microsoft.com/office/drawing/2016/5/11/chartex" xmlns:cx6="http://schemas.microsoft.com/office/drawing/2016/5/12/chartex" xmlns:cx7="http://schemas.microsoft.com/office/drawing/2016/5/13/chartex" xmlns:cx8="http://schemas.microsoft.com/office/drawing/2016/5/14/chartex" xmlns:mc="http://schemas.openxmlformats.org/markup-compatibility/2006" xmlns:aink="http://schemas.microsoft.com/office/drawing/2016/ink" xmlns:am3d="http://schemas.microsoft.com/office/drawing/2017/model3d" xmlns:o="urn:schemas-microsoft-com:office:office" xmlns:r="http://schemas.openxmlformats.org/officeDocument/2006/relationships" xmlns:m="http://schemas.openxmlformats.org/officeDocument/2006/math" xmlns:v="urn:schemas-microsoft-com:vml" xmlns:wp14="http://schemas.microsoft.com/office/word/2010/wordprocessingDrawing" xmlns:wp="http://schemas.openxmlformats.org/drawingml/2006/wordprocessingDrawing" xmlns:w10="urn:schemas-microsoft-com:office:word" xmlns:w="http://schemas.openxmlformats.org/wordprocessingml/2006/main" xmlns:w14="http://schemas.microsoft.com/office/word/2010/wordml" xmlns:w15="http://schemas.microsoft.com/office/word/2012/wordml" xmlns:w16cex="http://schemas.microsoft.com/office/word/2018/wordml/cex" xmlns:w16cid="http://schemas.microsoft.com/office/word/2016/wordml/cid" xmlns:w16="http://schemas.microsoft.com/office/word/2018/wordml" xmlns:w16sdtdh="http://schemas.microsoft.com/office/word/2020/wordml/sdtdatahash" xmlns:w16se="http://schemas.microsoft.com/office/word/2015/wordml/symex" xmlns:wpg="http://schemas.microsoft.com/office/word/2010/wordprocessingGroup" xmlns:wpi="http://schemas.microsoft.com/office/word/2010/wordprocessingInk" xmlns:wne="http://schemas.microsoft.com/office/word/2006/wordml" xmlns:wps="http://schemas.microsoft.com/office/word/2010/wordprocessingShape" mc:Ignorable="w14 w15 w16se w16cid w16 w16cex w16sdtdh wp14">
+  <w:footnote w:type="separator" w:id="-1">
+    <w:p>
+      <w:r>
+        <w:separator/>
+      </w:r>
+    </w:p>
+  </w:footnote>
+  <w:footnote w:type="continuationSeparator" w:id="0">
+    <w:p>
+      <w:r>
+        <w:continuationSeparator/>
+      </w:r>
+    </w:p>
+  </w:footnote>
+</w:footnotes>
 </file>
 
 <file path=word/styles.xml><?xml version="1.0" encoding="utf-8"?>
@@ -532,6 +800,66 @@
     <w:semiHidden/>
     <w:unhideWhenUsed/>
   </w:style>
+  <w:style w:type="paragraph" w:styleId="a3">
+    <w:name w:val="header"/>
+    <w:basedOn w:val="a"/>
+    <w:link w:val="a4"/>
+    <w:uiPriority w:val="99"/>
+    <w:unhideWhenUsed/>
+    <w:rsid w:val="00337A21"/>
+    <w:pPr>
+      <w:tabs>
+        <w:tab w:val="center" w:pos="4153"/>
+        <w:tab w:val="right" w:pos="8306"/>
+      </w:tabs>
+      <w:snapToGrid w:val="0"/>
+    </w:pPr>
+    <w:rPr>
+      <w:sz w:val="20"/>
+      <w:szCs w:val="20"/>
+    </w:rPr>
+  </w:style>
+  <w:style w:type="character" w:customStyle="1" w:styleId="a4">
+    <w:name w:val="頁首 字元"/>
+    <w:basedOn w:val="a0"/>
+    <w:link w:val="a3"/>
+    <w:uiPriority w:val="99"/>
+    <w:rsid w:val="00337A21"/>
+    <w:rPr>
+      <w:sz w:val="20"/>
+      <w:szCs w:val="20"/>
+    </w:rPr>
+  </w:style>
+  <w:style w:type="paragraph" w:styleId="a5">
+    <w:name w:val="footer"/>
+    <w:basedOn w:val="a"/>
+    <w:link w:val="a6"/>
+    <w:uiPriority w:val="99"/>
+    <w:unhideWhenUsed/>
+    <w:rsid w:val="00337A21"/>
+    <w:pPr>
+      <w:tabs>
+        <w:tab w:val="center" w:pos="4153"/>
+        <w:tab w:val="right" w:pos="8306"/>
+      </w:tabs>
+      <w:snapToGrid w:val="0"/>
+    </w:pPr>
+    <w:rPr>
+      <w:sz w:val="20"/>
+      <w:szCs w:val="20"/>
+    </w:rPr>
+  </w:style>
+  <w:style w:type="character" w:customStyle="1" w:styleId="a6">
+    <w:name w:val="頁尾 字元"/>
+    <w:basedOn w:val="a0"/>
+    <w:link w:val="a5"/>
+    <w:uiPriority w:val="99"/>
+    <w:rsid w:val="00337A21"/>
+    <w:rPr>
+      <w:sz w:val="20"/>
+      <w:szCs w:val="20"/>
+    </w:rPr>
+  </w:style>
 </w:styles>
 </file>
 

--- a/系統文件/第3章/3-1.docx
+++ b/系統文件/第3章/3-1.docx
@@ -8,17 +8,9 @@
           <w:noProof/>
         </w:rPr>
         <w:drawing>
-          <wp:anchor distT="0" distB="0" distL="114300" distR="114300" simplePos="0" relativeHeight="251659264" behindDoc="1" locked="0" layoutInCell="1" allowOverlap="1" wp14:anchorId="4AAB135B" wp14:editId="4D091A9D">
-            <wp:simplePos x="0" y="0"/>
-            <wp:positionH relativeFrom="margin">
-              <wp:align>center</wp:align>
-            </wp:positionH>
-            <wp:positionV relativeFrom="paragraph">
-              <wp:posOffset>-892538</wp:posOffset>
-            </wp:positionV>
+          <wp:inline distT="0" distB="0" distL="0" distR="0" wp14:anchorId="4AAB135B" wp14:editId="0B2838BA">
             <wp:extent cx="6998693" cy="4534910"/>
             <wp:effectExtent l="0" t="0" r="0" b="0"/>
-            <wp:wrapNone/>
             <wp:docPr id="1" name="圖片 1" descr="一張含有 文字, 螢幕擷取畫面, 圖表, 字型 的圖片&#10;&#10;自動產生的描述"/>
             <wp:cNvGraphicFramePr>
               <a:graphicFrameLocks xmlns:a="http://schemas.openxmlformats.org/drawingml/2006/main" noChangeAspect="1"/>
@@ -54,31 +46,10 @@
                 </pic:pic>
               </a:graphicData>
             </a:graphic>
-            <wp14:sizeRelH relativeFrom="margin">
-              <wp14:pctWidth>0</wp14:pctWidth>
-            </wp14:sizeRelH>
-            <wp14:sizeRelV relativeFrom="margin">
-              <wp14:pctHeight>0</wp14:pctHeight>
-            </wp14:sizeRelV>
-          </wp:anchor>
+          </wp:inline>
         </w:drawing>
       </w:r>
     </w:p>
-    <w:p/>
-    <w:p/>
-    <w:p/>
-    <w:p/>
-    <w:p/>
-    <w:p/>
-    <w:p/>
-    <w:p/>
-    <w:p/>
-    <w:p/>
-    <w:p/>
-    <w:p/>
-    <w:p/>
-    <w:p/>
-    <w:p/>
     <w:p>
       <w:pPr>
         <w:jc w:val="center"/>
@@ -122,18 +93,11 @@
         <w:rPr>
           <w:noProof/>
         </w:rPr>
+        <w:lastRenderedPageBreak/>
         <w:drawing>
-          <wp:anchor distT="0" distB="0" distL="114300" distR="114300" simplePos="0" relativeHeight="251658240" behindDoc="1" locked="0" layoutInCell="1" allowOverlap="1" wp14:anchorId="5B48FFEF" wp14:editId="479E8D8E">
-            <wp:simplePos x="0" y="0"/>
-            <wp:positionH relativeFrom="margin">
-              <wp:align>center</wp:align>
-            </wp:positionH>
-            <wp:positionV relativeFrom="paragraph">
-              <wp:posOffset>249102</wp:posOffset>
-            </wp:positionV>
+          <wp:inline distT="0" distB="0" distL="0" distR="0" wp14:anchorId="5B48FFEF" wp14:editId="3F172538">
             <wp:extent cx="7054850" cy="3939368"/>
             <wp:effectExtent l="0" t="0" r="0" b="4445"/>
-            <wp:wrapNone/>
             <wp:docPr id="2" name="圖片 2" descr="一張含有 文字, 螢幕擷取畫面, 字型, 數字 的圖片&#10;&#10;自動產生的描述"/>
             <wp:cNvGraphicFramePr>
               <a:graphicFrameLocks xmlns:a="http://schemas.openxmlformats.org/drawingml/2006/main" noChangeAspect="1"/>
@@ -169,142 +133,14 @@
                 </pic:pic>
               </a:graphicData>
             </a:graphic>
-            <wp14:sizeRelH relativeFrom="margin">
-              <wp14:pctWidth>0</wp14:pctWidth>
-            </wp14:sizeRelH>
-            <wp14:sizeRelV relativeFrom="margin">
-              <wp14:pctHeight>0</wp14:pctHeight>
-            </wp14:sizeRelV>
-          </wp:anchor>
+          </wp:inline>
         </w:drawing>
       </w:r>
-    </w:p>
-    <w:p/>
-    <w:p/>
-    <w:p/>
-    <w:p/>
-    <w:p>
-      <w:pPr>
-        <w:jc w:val="center"/>
-        <w:rPr>
-          <w:sz w:val="28"/>
-          <w:szCs w:val="28"/>
-        </w:rPr>
-      </w:pPr>
     </w:p>
     <w:p>
       <w:pPr>
         <w:jc w:val="center"/>
         <w:rPr>
-          <w:sz w:val="28"/>
-          <w:szCs w:val="28"/>
-        </w:rPr>
-      </w:pPr>
-    </w:p>
-    <w:p>
-      <w:pPr>
-        <w:jc w:val="center"/>
-        <w:rPr>
-          <w:sz w:val="28"/>
-          <w:szCs w:val="28"/>
-        </w:rPr>
-      </w:pPr>
-    </w:p>
-    <w:p>
-      <w:pPr>
-        <w:jc w:val="center"/>
-        <w:rPr>
-          <w:sz w:val="28"/>
-          <w:szCs w:val="28"/>
-        </w:rPr>
-      </w:pPr>
-    </w:p>
-    <w:p>
-      <w:pPr>
-        <w:jc w:val="center"/>
-        <w:rPr>
-          <w:sz w:val="28"/>
-          <w:szCs w:val="28"/>
-        </w:rPr>
-      </w:pPr>
-    </w:p>
-    <w:p>
-      <w:pPr>
-        <w:jc w:val="center"/>
-        <w:rPr>
-          <w:sz w:val="28"/>
-          <w:szCs w:val="28"/>
-        </w:rPr>
-      </w:pPr>
-    </w:p>
-    <w:p>
-      <w:pPr>
-        <w:jc w:val="center"/>
-        <w:rPr>
-          <w:sz w:val="28"/>
-          <w:szCs w:val="28"/>
-        </w:rPr>
-      </w:pPr>
-    </w:p>
-    <w:p>
-      <w:pPr>
-        <w:jc w:val="center"/>
-        <w:rPr>
-          <w:sz w:val="28"/>
-          <w:szCs w:val="28"/>
-        </w:rPr>
-      </w:pPr>
-    </w:p>
-    <w:p>
-      <w:pPr>
-        <w:jc w:val="center"/>
-        <w:rPr>
-          <w:sz w:val="28"/>
-          <w:szCs w:val="28"/>
-        </w:rPr>
-      </w:pPr>
-    </w:p>
-    <w:p>
-      <w:pPr>
-        <w:jc w:val="center"/>
-        <w:rPr>
-          <w:sz w:val="28"/>
-          <w:szCs w:val="28"/>
-        </w:rPr>
-      </w:pPr>
-    </w:p>
-    <w:p>
-      <w:pPr>
-        <w:jc w:val="center"/>
-        <w:rPr>
-          <w:sz w:val="28"/>
-          <w:szCs w:val="28"/>
-        </w:rPr>
-      </w:pPr>
-    </w:p>
-    <w:p>
-      <w:pPr>
-        <w:jc w:val="center"/>
-        <w:rPr>
-          <w:sz w:val="28"/>
-          <w:szCs w:val="28"/>
-        </w:rPr>
-      </w:pPr>
-    </w:p>
-    <w:p>
-      <w:pPr>
-        <w:rPr>
-          <w:rFonts w:hint="eastAsia"/>
-          <w:sz w:val="28"/>
-          <w:szCs w:val="28"/>
-        </w:rPr>
-      </w:pPr>
-    </w:p>
-    <w:p>
-      <w:pPr>
-        <w:jc w:val="center"/>
-        <w:rPr>
-          <w:rFonts w:hint="eastAsia"/>
           <w:sz w:val="28"/>
           <w:szCs w:val="28"/>
         </w:rPr>
